--- a/Clients/CDLX/CardLogix-Managed-PKI-Deployment-Options.docx
+++ b/Clients/CDLX/CardLogix-Managed-PKI-Deployment-Options.docx
@@ -62,7 +62,7 @@
           <w:noProof/>
         </w:rPr>
         <w:drawing>
-          <wp:inline distT="0" distB="0" distL="0" distR="0" wp14:anchorId="05924B25" wp14:editId="58597E71">
+          <wp:inline distT="0" distB="0" distL="0" distR="0" wp14:anchorId="31C8A85A" wp14:editId="79EF56E3">
             <wp:extent cx="2514600" cy="523875"/>
             <wp:effectExtent l="0" t="0" r="0" b="0"/>
             <wp:docPr id="1" name="Picture 1"/>
@@ -379,7 +379,7 @@
     <w:sdt>
       <w:sdtPr>
         <w:alias w:val="Right-click → Update Field to refresh page numbers"/>
-        <w:id w:val="227122980"/>
+        <w:id w:val="2069752478"/>
       </w:sdtPr>
       <w:sdtEndPr/>
       <w:sdtContent>
@@ -408,7 +408,7 @@
           <w:r>
             <w:fldChar w:fldCharType="separate"/>
           </w:r>
-          <w:hyperlink w:anchor="_Toc233012011" w:history="1">
+          <w:hyperlink w:anchor="_Toc233184733" w:history="1">
             <w:r>
               <w:rPr>
                 <w:rStyle w:val="Hyperlink"/>
@@ -432,7 +432,7 @@
               <w:rPr>
                 <w:noProof/>
               </w:rPr>
-              <w:instrText xml:space="preserve"> PAGEREF _Toc233012011 \h </w:instrText>
+              <w:instrText xml:space="preserve"> PAGEREF _Toc233184733 \h </w:instrText>
             </w:r>
             <w:r>
               <w:rPr>
@@ -475,7 +475,7 @@
               <w14:ligatures w14:val="standardContextual"/>
             </w:rPr>
           </w:pPr>
-          <w:hyperlink w:anchor="_Toc233012012" w:history="1">
+          <w:hyperlink w:anchor="_Toc233184734" w:history="1">
             <w:r>
               <w:rPr>
                 <w:rStyle w:val="Hyperlink"/>
@@ -499,7 +499,7 @@
               <w:rPr>
                 <w:noProof/>
               </w:rPr>
-              <w:instrText xml:space="preserve"> PAGEREF _Toc233012012 \h </w:instrText>
+              <w:instrText xml:space="preserve"> PAGEREF _Toc233184734 \h </w:instrText>
             </w:r>
             <w:r>
               <w:rPr>
@@ -542,7 +542,7 @@
               <w14:ligatures w14:val="standardContextual"/>
             </w:rPr>
           </w:pPr>
-          <w:hyperlink w:anchor="_Toc233012013" w:history="1">
+          <w:hyperlink w:anchor="_Toc233184735" w:history="1">
             <w:r>
               <w:rPr>
                 <w:rStyle w:val="Hyperlink"/>
@@ -566,7 +566,7 @@
               <w:rPr>
                 <w:noProof/>
               </w:rPr>
-              <w:instrText xml:space="preserve"> PAGEREF _Toc233012013 \h </w:instrText>
+              <w:instrText xml:space="preserve"> PAGEREF _Toc233184735 \h </w:instrText>
             </w:r>
             <w:r>
               <w:rPr>
@@ -609,7 +609,7 @@
               <w14:ligatures w14:val="standardContextual"/>
             </w:rPr>
           </w:pPr>
-          <w:hyperlink w:anchor="_Toc233012014" w:history="1">
+          <w:hyperlink w:anchor="_Toc233184736" w:history="1">
             <w:r>
               <w:rPr>
                 <w:rStyle w:val="Hyperlink"/>
@@ -633,7 +633,7 @@
               <w:rPr>
                 <w:noProof/>
               </w:rPr>
-              <w:instrText xml:space="preserve"> PAGEREF _Toc233012014 \h </w:instrText>
+              <w:instrText xml:space="preserve"> PAGEREF _Toc233184736 \h </w:instrText>
             </w:r>
             <w:r>
               <w:rPr>
@@ -676,7 +676,7 @@
               <w14:ligatures w14:val="standardContextual"/>
             </w:rPr>
           </w:pPr>
-          <w:hyperlink w:anchor="_Toc233012015" w:history="1">
+          <w:hyperlink w:anchor="_Toc233184737" w:history="1">
             <w:r>
               <w:rPr>
                 <w:rStyle w:val="Hyperlink"/>
@@ -700,7 +700,7 @@
               <w:rPr>
                 <w:noProof/>
               </w:rPr>
-              <w:instrText xml:space="preserve"> PAGEREF _Toc233012015 \h </w:instrText>
+              <w:instrText xml:space="preserve"> PAGEREF _Toc233184737 \h </w:instrText>
             </w:r>
             <w:r>
               <w:rPr>
@@ -743,7 +743,7 @@
               <w14:ligatures w14:val="standardContextual"/>
             </w:rPr>
           </w:pPr>
-          <w:hyperlink w:anchor="_Toc233012016" w:history="1">
+          <w:hyperlink w:anchor="_Toc233184738" w:history="1">
             <w:r>
               <w:rPr>
                 <w:rStyle w:val="Hyperlink"/>
@@ -767,7 +767,7 @@
               <w:rPr>
                 <w:noProof/>
               </w:rPr>
-              <w:instrText xml:space="preserve"> PAGEREF _Toc233012016 \h </w:instrText>
+              <w:instrText xml:space="preserve"> PAGEREF _Toc233184738 \h </w:instrText>
             </w:r>
             <w:r>
               <w:rPr>
@@ -810,7 +810,7 @@
               <w14:ligatures w14:val="standardContextual"/>
             </w:rPr>
           </w:pPr>
-          <w:hyperlink w:anchor="_Toc233012017" w:history="1">
+          <w:hyperlink w:anchor="_Toc233184739" w:history="1">
             <w:r>
               <w:rPr>
                 <w:rStyle w:val="Hyperlink"/>
@@ -834,7 +834,7 @@
               <w:rPr>
                 <w:noProof/>
               </w:rPr>
-              <w:instrText xml:space="preserve"> PAGEREF _Toc233012017 \h </w:instrText>
+              <w:instrText xml:space="preserve"> PAGEREF _Toc233184739 \h </w:instrText>
             </w:r>
             <w:r>
               <w:rPr>
@@ -877,7 +877,7 @@
               <w14:ligatures w14:val="standardContextual"/>
             </w:rPr>
           </w:pPr>
-          <w:hyperlink w:anchor="_Toc233012018" w:history="1">
+          <w:hyperlink w:anchor="_Toc233184740" w:history="1">
             <w:r>
               <w:rPr>
                 <w:rStyle w:val="Hyperlink"/>
@@ -901,7 +901,7 @@
               <w:rPr>
                 <w:noProof/>
               </w:rPr>
-              <w:instrText xml:space="preserve"> PAGEREF _Toc233012018 \h </w:instrText>
+              <w:instrText xml:space="preserve"> PAGEREF _Toc233184740 \h </w:instrText>
             </w:r>
             <w:r>
               <w:rPr>
@@ -944,7 +944,7 @@
               <w14:ligatures w14:val="standardContextual"/>
             </w:rPr>
           </w:pPr>
-          <w:hyperlink w:anchor="_Toc233012019" w:history="1">
+          <w:hyperlink w:anchor="_Toc233184741" w:history="1">
             <w:r>
               <w:rPr>
                 <w:rStyle w:val="Hyperlink"/>
@@ -968,7 +968,7 @@
               <w:rPr>
                 <w:noProof/>
               </w:rPr>
-              <w:instrText xml:space="preserve"> PAGEREF _Toc233012019 \h </w:instrText>
+              <w:instrText xml:space="preserve"> PAGEREF _Toc233184741 \h </w:instrText>
             </w:r>
             <w:r>
               <w:rPr>
@@ -985,7 +985,7 @@
               <w:rPr>
                 <w:noProof/>
               </w:rPr>
-              <w:t>12</w:t>
+              <w:t>13</w:t>
             </w:r>
             <w:r>
               <w:rPr>
@@ -1011,7 +1011,7 @@
               <w14:ligatures w14:val="standardContextual"/>
             </w:rPr>
           </w:pPr>
-          <w:hyperlink w:anchor="_Toc233012020" w:history="1">
+          <w:hyperlink w:anchor="_Toc233184742" w:history="1">
             <w:r>
               <w:rPr>
                 <w:rStyle w:val="Hyperlink"/>
@@ -1035,7 +1035,7 @@
               <w:rPr>
                 <w:noProof/>
               </w:rPr>
-              <w:instrText xml:space="preserve"> PAGEREF _Toc233012020 \h </w:instrText>
+              <w:instrText xml:space="preserve"> PAGEREF _Toc233184742 \h </w:instrText>
             </w:r>
             <w:r>
               <w:rPr>
@@ -1078,7 +1078,7 @@
               <w14:ligatures w14:val="standardContextual"/>
             </w:rPr>
           </w:pPr>
-          <w:hyperlink w:anchor="_Toc233012021" w:history="1">
+          <w:hyperlink w:anchor="_Toc233184743" w:history="1">
             <w:r>
               <w:rPr>
                 <w:rStyle w:val="Hyperlink"/>
@@ -1102,7 +1102,7 @@
               <w:rPr>
                 <w:noProof/>
               </w:rPr>
-              <w:instrText xml:space="preserve"> PAGEREF _Toc233012021 \h </w:instrText>
+              <w:instrText xml:space="preserve"> PAGEREF _Toc233184743 \h </w:instrText>
             </w:r>
             <w:r>
               <w:rPr>
@@ -1146,7 +1146,7 @@
         <w:pStyle w:val="Heading1"/>
         <w:keepNext/>
       </w:pPr>
-      <w:bookmarkStart w:id="0" w:name="_Toc233012011"/>
+      <w:bookmarkStart w:id="0" w:name="_Toc233184733"/>
       <w:r>
         <w:lastRenderedPageBreak/>
         <w:t>01  Executive Summary</w:t>
@@ -1630,7 +1630,7 @@
         <w:pStyle w:val="Heading1"/>
         <w:keepNext/>
       </w:pPr>
-      <w:bookmarkStart w:id="1" w:name="_Toc233012012"/>
+      <w:bookmarkStart w:id="1" w:name="_Toc233184734"/>
       <w:r>
         <w:t>02  What We Are Protecting &amp; What CJIS Actually Requires</w:t>
       </w:r>
@@ -1935,7 +1935,7 @@
         <w:pStyle w:val="Heading1"/>
         <w:keepNext/>
       </w:pPr>
-      <w:bookmarkStart w:id="2" w:name="_Toc233012013"/>
+      <w:bookmarkStart w:id="2" w:name="_Toc233184735"/>
       <w:r>
         <w:t>03  The Three Deployment Models — At a Glance</w:t>
       </w:r>
@@ -3335,7 +3335,7 @@
         <w:pStyle w:val="Heading1"/>
         <w:keepNext/>
       </w:pPr>
-      <w:bookmarkStart w:id="3" w:name="_Toc233012014"/>
+      <w:bookmarkStart w:id="3" w:name="_Toc233184736"/>
       <w:r>
         <w:t>04  Option 1 — Technijian-Hosted &amp; Managed</w:t>
       </w:r>
@@ -3611,7 +3611,7 @@
         <w:pStyle w:val="Heading1"/>
         <w:keepNext/>
       </w:pPr>
-      <w:bookmarkStart w:id="4" w:name="_Toc233012015"/>
+      <w:bookmarkStart w:id="4" w:name="_Toc233184737"/>
       <w:r>
         <w:t>05  Option 2 — CardLogix-Hosted, Technijian-Operated</w:t>
       </w:r>
@@ -4000,7 +4000,7 @@
         <w:pStyle w:val="Heading1"/>
         <w:keepNext/>
       </w:pPr>
-      <w:bookmarkStart w:id="5" w:name="_Toc233012016"/>
+      <w:bookmarkStart w:id="5" w:name="_Toc233184738"/>
       <w:r>
         <w:lastRenderedPageBreak/>
         <w:t>06  Option 3 — Government Cloud, CardLogix-Owned, Technijian-Operated</w:t>
@@ -4277,7 +4277,7 @@
         <w:pStyle w:val="Heading1"/>
         <w:keepNext/>
       </w:pPr>
-      <w:bookmarkStart w:id="6" w:name="_Toc233012017"/>
+      <w:bookmarkStart w:id="6" w:name="_Toc233184739"/>
       <w:r>
         <w:t>07  Cost Comparison (All Three Models)</w:t>
       </w:r>
@@ -5880,7 +5880,7 @@
         <w:pStyle w:val="Heading1"/>
         <w:keepNext/>
       </w:pPr>
-      <w:bookmarkStart w:id="7" w:name="_Toc233012018"/>
+      <w:bookmarkStart w:id="7" w:name="_Toc233184740"/>
       <w:r>
         <w:lastRenderedPageBreak/>
         <w:t>08  The Compliance Picture — CJIS Scope Follows Access</w:t>
@@ -6056,10 +6056,10 @@
         <w:jc w:val="both"/>
       </w:pPr>
       <w:r>
-        <w:t>Technijian has not yet delivered a CJIS engagement — we want to be straight about that. What we do have is most of the foundation: roughly ten of the thirteen CJIS policy areas are already covered by our existing stack (Entra ID with conditional access, Microsoft Defender, our 24/7 security operations, insider-risk monitoring, and a mature CMMC practice built on the same NIST 800-53 control families CJIS 6.0 now references). Standing up a formal CJIS wrapper is a defined, near-term build of roughly $25,000–</w:t>
-      </w:r>
-      <w:r>
-        <w:t>$40,000 over about three months, gated mainly by personnel clearance timelines. The flow-down structure in Options 2 and 3 reduces that lift by letting Technijian operate inside CardLogix’s compliance envelope.</w:t>
+        <w:t>Technijian has not yet delivered a CJIS engagement — we want to be straight about that. What we do have is most of the foundation: roughly ten of the thirteen CJIS policy areas are already covered by our existing stack (Entra ID with conditional access, Microsoft Defender, our 24/7 managed detection &amp; response (MDR), insider-risk monitoring, and a mature CMMC practice built on the same NIST 800-53 control families CJIS 6.0 now references). Standing up a formal CJIS wrapper is a defined, near-term build of r</w:t>
+      </w:r>
+      <w:r>
+        <w:t>oughly $25,000–$40,000 over about three months, gated mainly by personnel clearance timelines. The flow-down structure in Options 2 and 3 reduces that lift by letting Technijian operate inside CardLogix’s compliance envelope.</w:t>
       </w:r>
     </w:p>
     <w:p>
@@ -6067,8 +6067,9 @@
         <w:pStyle w:val="Heading1"/>
         <w:keepNext/>
       </w:pPr>
-      <w:bookmarkStart w:id="8" w:name="_Toc233012019"/>
-      <w:r>
+      <w:bookmarkStart w:id="8" w:name="_Toc233184741"/>
+      <w:r>
+        <w:lastRenderedPageBreak/>
         <w:t>09  Commercial Model — Who Does What</w:t>
       </w:r>
       <w:bookmarkEnd w:id="8"/>
@@ -6765,6 +6766,7 @@
         <w:jc w:val="both"/>
       </w:pPr>
       <w:r>
+        <w:lastRenderedPageBreak/>
         <w:t>The durable value — and the part that protects the end customer — is the managed wrap: backups verified, keys recoverable, certificates fresh, and the audit trail intact. That wrap is identical across all three models; only the hosting underneath it changes.</w:t>
       </w:r>
     </w:p>
@@ -6773,9 +6775,8 @@
         <w:pStyle w:val="Heading1"/>
         <w:keepNext/>
       </w:pPr>
-      <w:bookmarkStart w:id="9" w:name="_Toc233012020"/>
-      <w:r>
-        <w:lastRenderedPageBreak/>
+      <w:bookmarkStart w:id="9" w:name="_Toc233184742"/>
+      <w:r>
         <w:t>10  Recommendation &amp; Next Steps</w:t>
       </w:r>
       <w:bookmarkEnd w:id="9"/>
@@ -7098,6 +7099,7 @@
                 <w:sz w:val="26"/>
                 <w:szCs w:val="26"/>
               </w:rPr>
+              <w:lastRenderedPageBreak/>
               <w:t>Let’s put a hardware-rooted CA behind every CardLogix card.</w:t>
             </w:r>
           </w:p>
@@ -7156,7 +7158,7 @@
         <w:pStyle w:val="Heading1"/>
         <w:keepNext/>
       </w:pPr>
-      <w:bookmarkStart w:id="10" w:name="_Toc233012021"/>
+      <w:bookmarkStart w:id="10" w:name="_Toc233184743"/>
       <w:r>
         <w:t>11  About Technijian</w:t>
       </w:r>
@@ -7818,6 +7820,7 @@
                 <w:sz w:val="19"/>
                 <w:szCs w:val="19"/>
               </w:rPr>
+              <w:lastRenderedPageBreak/>
               <w:t>Office</w:t>
             </w:r>
           </w:p>
@@ -8197,10 +8200,10 @@
               <w:noProof/>
             </w:rPr>
             <w:drawing>
-              <wp:inline distT="0" distB="0" distL="0" distR="0" wp14:anchorId="6AC13C53" wp14:editId="12342967">
+              <wp:inline distT="0" distB="0" distL="0" distR="0" wp14:anchorId="39BA008E" wp14:editId="2FB425EC">
                 <wp:extent cx="1504950" cy="314325"/>
                 <wp:effectExtent l="0" t="0" r="0" b="0"/>
-                <wp:docPr id="1204041814" name="Picture 1204041814"/>
+                <wp:docPr id="1309134987" name="Picture 1309134987"/>
                 <wp:cNvGraphicFramePr>
                   <a:graphicFrameLocks xmlns:a="http://schemas.openxmlformats.org/drawingml/2006/main" noChangeAspect="1"/>
                 </wp:cNvGraphicFramePr>
@@ -8269,10 +8272,10 @@
 <file path=word/numbering.xml><?xml version="1.0" encoding="utf-8"?>
 <w:numbering xmlns:wpc="http://schemas.microsoft.com/office/word/2010/wordprocessingCanvas" xmlns:cx="http://schemas.microsoft.com/office/drawing/2014/chartex" xmlns:cx1="http://schemas.microsoft.com/office/drawing/2015/9/8/chartex" xmlns:cx2="http://schemas.microsoft.com/office/drawing/2015/10/21/chartex" xmlns:cx3="http://schemas.microsoft.com/office/drawing/2016/5/9/chartex" xmlns:cx4="http://schemas.microsoft.com/office/drawing/2016/5/10/chartex" xmlns:cx5="http://schemas.microsoft.com/office/drawing/2016/5/11/chartex" xmlns:cx6="http://schemas.microsoft.com/office/drawing/2016/5/12/chartex" xmlns:cx7="http://schemas.microsoft.com/office/drawing/2016/5/13/chartex" xmlns:cx8="http://schemas.microsoft.com/office/drawing/2016/5/14/chartex" xmlns:mc="http://schemas.openxmlformats.org/markup-compatibility/2006" xmlns:aink="http://schemas.microsoft.com/office/drawing/2016/ink" xmlns:am3d="http://schemas.microsoft.com/office/drawing/2017/model3d" xmlns:o="urn:schemas-microsoft-com:office:office" xmlns:oel="http://schemas.microsoft.com/office/2019/extlst" xmlns:r="http://schemas.openxmlformats.org/officeDocument/2006/relationships" xmlns:m="http://schemas.openxmlformats.org/officeDocument/2006/math" xmlns:v="urn:schemas-microsoft-com:vml" xmlns:wp14="http://schemas.microsoft.com/office/word/2010/wordprocessingDrawing" xmlns:wp="http://schemas.openxmlformats.org/drawingml/2006/wordprocessingDrawing" xmlns:w10="urn:schemas-microsoft-com:office:word" xmlns:w="http://schemas.openxmlformats.org/wordprocessingml/2006/main" xmlns:w14="http://schemas.microsoft.com/office/word/2010/wordml" xmlns:w15="http://schemas.microsoft.com/office/word/2012/wordml" xmlns:w16cex="http://schemas.microsoft.com/office/word/2018/wordml/cex" xmlns:w16cid="http://schemas.microsoft.com/office/word/2016/wordml/cid" xmlns:w16="http://schemas.microsoft.com/office/word/2018/wordml" xmlns:w16du="http://schemas.microsoft.com/office/word/2023/wordml/word16du" xmlns:w16sdtdh="http://schemas.microsoft.com/office/word/2020/wordml/sdtdatahash" xmlns:w16sdtfl="http://schemas.microsoft.com/office/word/2024/wordml/sdtformatlock" xmlns:w16se="http://schemas.microsoft.com/office/word/2015/wordml/symex" xmlns:wpg="http://schemas.microsoft.com/office/word/2010/wordprocessingGroup" xmlns:wpi="http://schemas.microsoft.com/office/word/2010/wordprocessingInk" xmlns:wne="http://schemas.microsoft.com/office/word/2006/wordml" xmlns:wps="http://schemas.microsoft.com/office/word/2010/wordprocessingShape" mc:Ignorable="w14 w15 w16se w16cid w16 w16cex w16sdtdh w16sdtfl w16du wp14">
   <w:abstractNum w:abstractNumId="0" w15:restartNumberingAfterBreak="0">
-    <w:nsid w:val="05A3659E"/>
+    <w:nsid w:val="2A3F6153"/>
     <w:multiLevelType w:val="hybridMultilevel"/>
-    <w:tmpl w:val="62A6D6E4"/>
-    <w:lvl w:ilvl="0" w:tplc="A4085298">
+    <w:tmpl w:val="0636C65C"/>
+    <w:lvl w:ilvl="0" w:tplc="329862C2">
       <w:start w:val="1"/>
       <w:numFmt w:val="bullet"/>
       <w:lvlText w:val="•"/>
@@ -8287,52 +8290,52 @@
         <w:szCs w:val="22"/>
       </w:rPr>
     </w:lvl>
-    <w:lvl w:ilvl="1" w:tplc="298AF926">
+    <w:lvl w:ilvl="1" w:tplc="2318D588">
       <w:numFmt w:val="decimal"/>
       <w:lvlText w:val=""/>
       <w:lvlJc w:val="left"/>
     </w:lvl>
-    <w:lvl w:ilvl="2" w:tplc="CBE6ACD8">
+    <w:lvl w:ilvl="2" w:tplc="65DAD16A">
       <w:numFmt w:val="decimal"/>
       <w:lvlText w:val=""/>
       <w:lvlJc w:val="left"/>
     </w:lvl>
-    <w:lvl w:ilvl="3" w:tplc="502030D8">
+    <w:lvl w:ilvl="3" w:tplc="8EC8FB4A">
       <w:numFmt w:val="decimal"/>
       <w:lvlText w:val=""/>
       <w:lvlJc w:val="left"/>
     </w:lvl>
-    <w:lvl w:ilvl="4" w:tplc="2FFC45F2">
+    <w:lvl w:ilvl="4" w:tplc="EDEC3AF2">
       <w:numFmt w:val="decimal"/>
       <w:lvlText w:val=""/>
       <w:lvlJc w:val="left"/>
     </w:lvl>
-    <w:lvl w:ilvl="5" w:tplc="A552C314">
+    <w:lvl w:ilvl="5" w:tplc="A8CE7224">
       <w:numFmt w:val="decimal"/>
       <w:lvlText w:val=""/>
       <w:lvlJc w:val="left"/>
     </w:lvl>
-    <w:lvl w:ilvl="6" w:tplc="7C94B270">
+    <w:lvl w:ilvl="6" w:tplc="4A7CD17E">
       <w:numFmt w:val="decimal"/>
       <w:lvlText w:val=""/>
       <w:lvlJc w:val="left"/>
     </w:lvl>
-    <w:lvl w:ilvl="7" w:tplc="1D5CC4B2">
+    <w:lvl w:ilvl="7" w:tplc="8A6A931A">
       <w:numFmt w:val="decimal"/>
       <w:lvlText w:val=""/>
       <w:lvlJc w:val="left"/>
     </w:lvl>
-    <w:lvl w:ilvl="8" w:tplc="7B1E898C">
+    <w:lvl w:ilvl="8" w:tplc="DD62BC46">
       <w:numFmt w:val="decimal"/>
       <w:lvlText w:val=""/>
       <w:lvlJc w:val="left"/>
     </w:lvl>
   </w:abstractNum>
   <w:abstractNum w:abstractNumId="1" w15:restartNumberingAfterBreak="0">
-    <w:nsid w:val="745820C5"/>
+    <w:nsid w:val="74292667"/>
     <w:multiLevelType w:val="hybridMultilevel"/>
-    <w:tmpl w:val="AE2A30C8"/>
-    <w:lvl w:ilvl="0" w:tplc="D77AF2FE">
+    <w:tmpl w:val="DD941C7C"/>
+    <w:lvl w:ilvl="0" w:tplc="3020C138">
       <w:start w:val="1"/>
       <w:numFmt w:val="bullet"/>
       <w:lvlText w:val="●"/>
@@ -8341,7 +8344,7 @@
         <w:ind w:left="720" w:hanging="360"/>
       </w:pPr>
     </w:lvl>
-    <w:lvl w:ilvl="1" w:tplc="B6625530">
+    <w:lvl w:ilvl="1" w:tplc="3550B984">
       <w:start w:val="1"/>
       <w:numFmt w:val="bullet"/>
       <w:lvlText w:val="○"/>
@@ -8350,7 +8353,7 @@
         <w:ind w:left="1440" w:hanging="360"/>
       </w:pPr>
     </w:lvl>
-    <w:lvl w:ilvl="2" w:tplc="AAEA6A6E">
+    <w:lvl w:ilvl="2" w:tplc="6FD4716C">
       <w:start w:val="1"/>
       <w:numFmt w:val="bullet"/>
       <w:lvlText w:val="■"/>
@@ -8359,7 +8362,7 @@
         <w:ind w:left="2160" w:hanging="360"/>
       </w:pPr>
     </w:lvl>
-    <w:lvl w:ilvl="3" w:tplc="98FA4DF2">
+    <w:lvl w:ilvl="3" w:tplc="D624B6C0">
       <w:start w:val="1"/>
       <w:numFmt w:val="bullet"/>
       <w:lvlText w:val="●"/>
@@ -8368,7 +8371,7 @@
         <w:ind w:left="2880" w:hanging="360"/>
       </w:pPr>
     </w:lvl>
-    <w:lvl w:ilvl="4" w:tplc="BB6A4EE4">
+    <w:lvl w:ilvl="4" w:tplc="99CA52C2">
       <w:start w:val="1"/>
       <w:numFmt w:val="bullet"/>
       <w:lvlText w:val="○"/>
@@ -8377,7 +8380,7 @@
         <w:ind w:left="3600" w:hanging="360"/>
       </w:pPr>
     </w:lvl>
-    <w:lvl w:ilvl="5" w:tplc="D0AE3D38">
+    <w:lvl w:ilvl="5" w:tplc="4A04F47A">
       <w:start w:val="1"/>
       <w:numFmt w:val="bullet"/>
       <w:lvlText w:val="■"/>
@@ -8386,7 +8389,7 @@
         <w:ind w:left="4320" w:hanging="360"/>
       </w:pPr>
     </w:lvl>
-    <w:lvl w:ilvl="6" w:tplc="DF0C4F66">
+    <w:lvl w:ilvl="6" w:tplc="A46C2E14">
       <w:start w:val="1"/>
       <w:numFmt w:val="bullet"/>
       <w:lvlText w:val="●"/>
@@ -8395,7 +8398,7 @@
         <w:ind w:left="5040" w:hanging="360"/>
       </w:pPr>
     </w:lvl>
-    <w:lvl w:ilvl="7" w:tplc="62BAD240">
+    <w:lvl w:ilvl="7" w:tplc="2DB25C78">
       <w:start w:val="1"/>
       <w:numFmt w:val="bullet"/>
       <w:lvlText w:val="●"/>
@@ -8404,7 +8407,7 @@
         <w:ind w:left="5760" w:hanging="360"/>
       </w:pPr>
     </w:lvl>
-    <w:lvl w:ilvl="8" w:tplc="8FF2E198">
+    <w:lvl w:ilvl="8" w:tplc="0192A224">
       <w:start w:val="1"/>
       <w:numFmt w:val="bullet"/>
       <w:lvlText w:val="●"/>
@@ -8414,13 +8417,13 @@
       </w:pPr>
     </w:lvl>
   </w:abstractNum>
-  <w:num w:numId="1" w16cid:durableId="495607240">
+  <w:num w:numId="1" w16cid:durableId="1652173397">
     <w:abstractNumId w:val="1"/>
     <w:lvlOverride w:ilvl="0">
       <w:startOverride w:val="1"/>
     </w:lvlOverride>
   </w:num>
-  <w:num w:numId="2" w16cid:durableId="897326452">
+  <w:num w:numId="2" w16cid:durableId="1829325319">
     <w:abstractNumId w:val="0"/>
     <w:lvlOverride w:ilvl="0">
       <w:startOverride w:val="1"/>
@@ -9040,7 +9043,7 @@
     <w:autoRedefine/>
     <w:uiPriority w:val="39"/>
     <w:unhideWhenUsed/>
-    <w:rsid w:val="00461AD6"/>
+    <w:rsid w:val="006A544C"/>
     <w:pPr>
       <w:spacing w:after="100"/>
     </w:pPr>
